--- a/tillsyn/A 2315-2025 tillsynsbegäran.docx
+++ b/tillsyn/A 2315-2025 tillsynsbegäran.docx
@@ -407,7 +407,7 @@
     <w:r>
       <w:tab/>
       <w:tab/>
-      <w:t>2025-01-30</w:t>
+      <w:t>2025-01-31</w:t>
       <w:br/>
       <w:br/>
     </w:r>

--- a/tillsyn/A 2315-2025 tillsynsbegäran.docx
+++ b/tillsyn/A 2315-2025 tillsynsbegäran.docx
@@ -407,7 +407,7 @@
     <w:r>
       <w:tab/>
       <w:tab/>
-      <w:t>2025-01-31</w:t>
+      <w:t>2025-02-02</w:t>
       <w:br/>
       <w:br/>
     </w:r>

--- a/tillsyn/A 2315-2025 tillsynsbegäran.docx
+++ b/tillsyn/A 2315-2025 tillsynsbegäran.docx
@@ -407,7 +407,7 @@
     <w:r>
       <w:tab/>
       <w:tab/>
-      <w:t>2025-02-02</w:t>
+      <w:t>2025-02-03</w:t>
       <w:br/>
       <w:br/>
     </w:r>

--- a/tillsyn/A 2315-2025 tillsynsbegäran.docx
+++ b/tillsyn/A 2315-2025 tillsynsbegäran.docx
@@ -407,7 +407,7 @@
     <w:r>
       <w:tab/>
       <w:tab/>
-      <w:t>2025-02-03</w:t>
+      <w:t>2025-02-04</w:t>
       <w:br/>
       <w:br/>
     </w:r>

--- a/tillsyn/A 2315-2025 tillsynsbegäran.docx
+++ b/tillsyn/A 2315-2025 tillsynsbegäran.docx
@@ -407,7 +407,7 @@
     <w:r>
       <w:tab/>
       <w:tab/>
-      <w:t>2025-02-04</w:t>
+      <w:t>2025-02-05</w:t>
       <w:br/>
       <w:br/>
     </w:r>
